--- a/重新送审表.docx
+++ b/重新送审表.docx
@@ -7,7 +7,6 @@
         <w:spacing w:beforeLines="50" w:before="156" w:afterLines="50" w:after="156"/>
         <w:jc w:val="center"/>
         <w:rPr>
-          <w:rFonts w:hint="eastAsia"/>
           <w:b/>
           <w:bCs/>
           <w:sz w:val="36"/>
@@ -56,21 +55,15 @@
         <w:tblLook w:val="0000" w:firstRow="0" w:lastRow="0" w:firstColumn="0" w:lastColumn="0" w:noHBand="0" w:noVBand="0"/>
       </w:tblPr>
       <w:tblGrid>
-        <w:gridCol w:w="1620"/>
-        <w:gridCol w:w="828"/>
-        <w:gridCol w:w="972"/>
-        <w:gridCol w:w="1363"/>
-        <w:gridCol w:w="1157"/>
-        <w:gridCol w:w="1260"/>
-        <w:gridCol w:w="2628"/>
+        <w:gridCol w:w="1614"/>
+        <w:gridCol w:w="825"/>
+        <w:gridCol w:w="968"/>
+        <w:gridCol w:w="1359"/>
+        <w:gridCol w:w="1184"/>
+        <w:gridCol w:w="1256"/>
+        <w:gridCol w:w="2622"/>
       </w:tblGrid>
       <w:tr>
-        <w:tblPrEx>
-          <w:tblCellMar>
-            <w:top w:w="0" w:type="dxa"/>
-            <w:bottom w:w="0" w:type="dxa"/>
-          </w:tblCellMar>
-        </w:tblPrEx>
         <w:trPr>
           <w:trHeight w:val="606"/>
         </w:trPr>
@@ -87,7 +80,7 @@
             <w:pPr>
               <w:jc w:val="center"/>
               <w:rPr>
-                <w:rFonts w:ascii="仿宋_GB2312" w:eastAsia="仿宋_GB2312" w:hint="eastAsia"/>
+                <w:rFonts w:ascii="仿宋_GB2312" w:eastAsia="仿宋_GB2312"/>
                 <w:b/>
                 <w:bCs/>
                 <w:sz w:val="24"/>
@@ -155,7 +148,7 @@
             <w:pPr>
               <w:jc w:val="center"/>
               <w:rPr>
-                <w:rFonts w:ascii="仿宋_GB2312" w:eastAsia="仿宋_GB2312" w:hint="eastAsia"/>
+                <w:rFonts w:ascii="仿宋_GB2312" w:eastAsia="仿宋_GB2312"/>
                 <w:b/>
                 <w:bCs/>
                 <w:sz w:val="24"/>
@@ -184,12 +177,21 @@
             <w:pPr>
               <w:jc w:val="center"/>
               <w:rPr>
+                <w:rFonts w:ascii="仿宋_GB2312" w:eastAsia="仿宋_GB2312"/>
+                <w:b/>
+                <w:bCs/>
+                <w:sz w:val="24"/>
+              </w:rPr>
+            </w:pPr>
+            <w:r>
+              <w:rPr>
                 <w:rFonts w:ascii="仿宋_GB2312" w:eastAsia="仿宋_GB2312" w:hint="eastAsia"/>
                 <w:b/>
                 <w:bCs/>
                 <w:sz w:val="24"/>
               </w:rPr>
-            </w:pPr>
+              <w:t>2023</w:t>
+            </w:r>
             <w:r>
               <w:rPr>
                 <w:rFonts w:ascii="仿宋_GB2312" w:eastAsia="仿宋_GB2312" w:hint="eastAsia"/>
@@ -197,7 +199,25 @@
                 <w:bCs/>
                 <w:sz w:val="24"/>
               </w:rPr>
-              <w:t>2023年9月</w:t>
+              <w:t>.</w:t>
+            </w:r>
+            <w:r>
+              <w:rPr>
+                <w:rFonts w:ascii="仿宋_GB2312" w:eastAsia="仿宋_GB2312" w:hint="eastAsia"/>
+                <w:b/>
+                <w:bCs/>
+                <w:sz w:val="24"/>
+              </w:rPr>
+              <w:t>9</w:t>
+            </w:r>
+            <w:r>
+              <w:rPr>
+                <w:rFonts w:ascii="仿宋_GB2312" w:eastAsia="仿宋_GB2312" w:hint="eastAsia"/>
+                <w:b/>
+                <w:bCs/>
+                <w:sz w:val="24"/>
+              </w:rPr>
+              <w:t>.1</w:t>
             </w:r>
           </w:p>
         </w:tc>
@@ -213,7 +233,7 @@
             <w:pPr>
               <w:jc w:val="center"/>
               <w:rPr>
-                <w:rFonts w:ascii="仿宋_GB2312" w:eastAsia="仿宋_GB2312" w:hint="eastAsia"/>
+                <w:rFonts w:ascii="仿宋_GB2312" w:eastAsia="仿宋_GB2312"/>
                 <w:b/>
                 <w:bCs/>
                 <w:sz w:val="24"/>
@@ -262,12 +282,6 @@
         </w:tc>
       </w:tr>
       <w:tr>
-        <w:tblPrEx>
-          <w:tblCellMar>
-            <w:top w:w="0" w:type="dxa"/>
-            <w:bottom w:w="0" w:type="dxa"/>
-          </w:tblCellMar>
-        </w:tblPrEx>
         <w:trPr>
           <w:cantSplit/>
           <w:trHeight w:val="607"/>
@@ -284,7 +298,7 @@
             <w:pPr>
               <w:jc w:val="center"/>
               <w:rPr>
-                <w:rFonts w:ascii="仿宋_GB2312" w:eastAsia="仿宋_GB2312" w:hint="eastAsia"/>
+                <w:rFonts w:ascii="仿宋_GB2312" w:eastAsia="仿宋_GB2312"/>
                 <w:b/>
                 <w:bCs/>
                 <w:sz w:val="24"/>
@@ -337,7 +351,7 @@
             <w:pPr>
               <w:jc w:val="center"/>
               <w:rPr>
-                <w:rFonts w:ascii="仿宋_GB2312" w:eastAsia="仿宋_GB2312" w:hint="eastAsia"/>
+                <w:rFonts w:ascii="仿宋_GB2312" w:eastAsia="仿宋_GB2312"/>
                 <w:b/>
                 <w:bCs/>
                 <w:sz w:val="24"/>
@@ -366,12 +380,21 @@
             <w:pPr>
               <w:jc w:val="center"/>
               <w:rPr>
+                <w:rFonts w:ascii="仿宋_GB2312" w:eastAsia="仿宋_GB2312"/>
+                <w:b/>
+                <w:bCs/>
+                <w:sz w:val="24"/>
+              </w:rPr>
+            </w:pPr>
+            <w:r>
+              <w:rPr>
                 <w:rFonts w:ascii="仿宋_GB2312" w:eastAsia="仿宋_GB2312" w:hint="eastAsia"/>
                 <w:b/>
                 <w:bCs/>
                 <w:sz w:val="24"/>
               </w:rPr>
-            </w:pPr>
+              <w:t>2026</w:t>
+            </w:r>
             <w:r>
               <w:rPr>
                 <w:rFonts w:ascii="仿宋_GB2312" w:eastAsia="仿宋_GB2312" w:hint="eastAsia"/>
@@ -379,18 +402,39 @@
                 <w:bCs/>
                 <w:sz w:val="24"/>
               </w:rPr>
-              <w:t>2026年4月15日</w:t>
+              <w:t>.</w:t>
+            </w:r>
+            <w:r>
+              <w:rPr>
+                <w:rFonts w:ascii="仿宋_GB2312" w:eastAsia="仿宋_GB2312" w:hint="eastAsia"/>
+                <w:b/>
+                <w:bCs/>
+                <w:sz w:val="24"/>
+              </w:rPr>
+              <w:t>4</w:t>
+            </w:r>
+            <w:r>
+              <w:rPr>
+                <w:rFonts w:ascii="仿宋_GB2312" w:eastAsia="仿宋_GB2312" w:hint="eastAsia"/>
+                <w:b/>
+                <w:bCs/>
+                <w:sz w:val="24"/>
+              </w:rPr>
+              <w:t>.</w:t>
+            </w:r>
+            <w:r>
+              <w:rPr>
+                <w:rFonts w:ascii="仿宋_GB2312" w:eastAsia="仿宋_GB2312" w:hint="eastAsia"/>
+                <w:b/>
+                <w:bCs/>
+                <w:sz w:val="24"/>
+              </w:rPr>
+              <w:t>15</w:t>
             </w:r>
           </w:p>
         </w:tc>
       </w:tr>
       <w:tr>
-        <w:tblPrEx>
-          <w:tblCellMar>
-            <w:top w:w="0" w:type="dxa"/>
-            <w:bottom w:w="0" w:type="dxa"/>
-          </w:tblCellMar>
-        </w:tblPrEx>
         <w:trPr>
           <w:cantSplit/>
           <w:trHeight w:val="614"/>
@@ -409,7 +453,7 @@
             <w:pPr>
               <w:jc w:val="center"/>
               <w:rPr>
-                <w:rFonts w:ascii="仿宋_GB2312" w:eastAsia="仿宋_GB2312" w:hint="eastAsia"/>
+                <w:rFonts w:ascii="仿宋_GB2312" w:eastAsia="仿宋_GB2312"/>
                 <w:b/>
                 <w:bCs/>
                 <w:sz w:val="24"/>
@@ -485,12 +529,6 @@
         </w:tc>
       </w:tr>
       <w:tr>
-        <w:tblPrEx>
-          <w:tblCellMar>
-            <w:top w:w="0" w:type="dxa"/>
-            <w:bottom w:w="0" w:type="dxa"/>
-          </w:tblCellMar>
-        </w:tblPrEx>
         <w:trPr>
           <w:cantSplit/>
           <w:trHeight w:val="614"/>
@@ -509,7 +547,7 @@
           <w:p>
             <w:pPr>
               <w:rPr>
-                <w:rFonts w:ascii="仿宋_GB2312" w:eastAsia="仿宋_GB2312" w:hint="eastAsia"/>
+                <w:rFonts w:ascii="仿宋_GB2312" w:eastAsia="仿宋_GB2312"/>
                 <w:b/>
                 <w:bCs/>
                 <w:sz w:val="24"/>
@@ -574,6 +612,15 @@
               </w:rPr>
               <w:t>不足</w:t>
             </w:r>
+            <w:r>
+              <w:rPr>
+                <w:rFonts w:ascii="仿宋_GB2312" w:eastAsia="仿宋_GB2312" w:hint="eastAsia"/>
+                <w:b/>
+                <w:bCs/>
+                <w:sz w:val="24"/>
+              </w:rPr>
+              <w:t>。</w:t>
+            </w:r>
           </w:p>
           <w:p>
             <w:pPr>
@@ -800,305 +847,315 @@
                 <w:numId w:val="2"/>
               </w:numPr>
               <w:rPr>
+                <w:rFonts w:ascii="仿宋_GB2312" w:eastAsia="仿宋_GB2312"/>
+                <w:b/>
+                <w:bCs/>
+                <w:sz w:val="24"/>
+              </w:rPr>
+            </w:pPr>
+            <w:r>
+              <w:rPr>
+                <w:rFonts w:ascii="仿宋_GB2312" w:eastAsia="仿宋_GB2312"/>
+                <w:b/>
+                <w:bCs/>
+                <w:sz w:val="24"/>
+              </w:rPr>
+              <w:t>第五章计量分析与AR技术关联牵强，</w:t>
+            </w:r>
+            <w:proofErr w:type="gramStart"/>
+            <w:r>
+              <w:rPr>
+                <w:rFonts w:ascii="仿宋_GB2312" w:eastAsia="仿宋_GB2312"/>
+                <w:b/>
+                <w:bCs/>
+                <w:sz w:val="24"/>
+              </w:rPr>
+              <w:t>"为</w:t>
+            </w:r>
+            <w:proofErr w:type="gramEnd"/>
+            <w:r>
+              <w:rPr>
+                <w:rFonts w:ascii="仿宋_GB2312" w:eastAsia="仿宋_GB2312"/>
+                <w:b/>
+                <w:bCs/>
+                <w:sz w:val="24"/>
+              </w:rPr>
+              <w:t>用AR而用AR"</w:t>
+            </w:r>
+            <w:r>
+              <w:rPr>
                 <w:rFonts w:ascii="仿宋_GB2312" w:eastAsia="仿宋_GB2312" w:hint="eastAsia"/>
                 <w:b/>
                 <w:bCs/>
                 <w:sz w:val="24"/>
               </w:rPr>
-            </w:pPr>
-            <w:r>
-              <w:rPr>
-                <w:rFonts w:ascii="仿宋_GB2312" w:eastAsia="仿宋_GB2312"/>
-                <w:b/>
-                <w:bCs/>
-                <w:sz w:val="24"/>
-              </w:rPr>
-              <w:t>第五章计量分析与AR技术关联牵强，</w:t>
-            </w:r>
-            <w:proofErr w:type="gramStart"/>
-            <w:r>
-              <w:rPr>
-                <w:rFonts w:ascii="仿宋_GB2312" w:eastAsia="仿宋_GB2312"/>
-                <w:b/>
-                <w:bCs/>
-                <w:sz w:val="24"/>
-              </w:rPr>
-              <w:t>"为</w:t>
-            </w:r>
-            <w:proofErr w:type="gramEnd"/>
-            <w:r>
-              <w:rPr>
-                <w:rFonts w:ascii="仿宋_GB2312" w:eastAsia="仿宋_GB2312"/>
-                <w:b/>
-                <w:bCs/>
-                <w:sz w:val="24"/>
-              </w:rPr>
-              <w:t>用AR而用AR"</w:t>
-            </w:r>
-            <w:r>
-              <w:rPr>
-                <w:rFonts w:ascii="仿宋_GB2312" w:eastAsia="仿宋_GB2312" w:hint="eastAsia"/>
-                <w:b/>
-                <w:bCs/>
-                <w:sz w:val="24"/>
-              </w:rPr>
               <w:t>。</w:t>
             </w:r>
           </w:p>
           <w:p>
             <w:pPr>
               <w:rPr>
-                <w:rFonts w:ascii="仿宋_GB2312" w:eastAsia="仿宋_GB2312" w:hint="eastAsia"/>
-                <w:b/>
-                <w:bCs/>
-                <w:sz w:val="24"/>
-              </w:rPr>
-            </w:pPr>
-          </w:p>
-          <w:p>
-            <w:pPr>
-              <w:rPr>
-                <w:rFonts w:ascii="仿宋_GB2312" w:eastAsia="仿宋_GB2312" w:hint="eastAsia"/>
-                <w:b/>
-                <w:bCs/>
-                <w:sz w:val="24"/>
-              </w:rPr>
-            </w:pPr>
-          </w:p>
-          <w:p>
-            <w:pPr>
-              <w:rPr>
-                <w:rFonts w:ascii="仿宋_GB2312" w:eastAsia="仿宋_GB2312" w:hint="eastAsia"/>
-                <w:b/>
-                <w:bCs/>
-                <w:sz w:val="24"/>
-              </w:rPr>
-            </w:pPr>
-          </w:p>
-          <w:p>
-            <w:pPr>
-              <w:rPr>
-                <w:rFonts w:ascii="仿宋_GB2312" w:eastAsia="仿宋_GB2312" w:hint="eastAsia"/>
-                <w:b/>
-                <w:bCs/>
-                <w:sz w:val="24"/>
-              </w:rPr>
-            </w:pPr>
-          </w:p>
-          <w:p>
-            <w:pPr>
-              <w:rPr>
-                <w:rFonts w:ascii="仿宋_GB2312" w:eastAsia="仿宋_GB2312" w:hint="eastAsia"/>
-                <w:b/>
-                <w:bCs/>
-                <w:sz w:val="24"/>
-              </w:rPr>
-            </w:pPr>
-          </w:p>
-          <w:p>
-            <w:pPr>
-              <w:rPr>
-                <w:rFonts w:ascii="仿宋_GB2312" w:eastAsia="仿宋_GB2312" w:hint="eastAsia"/>
-                <w:b/>
-                <w:bCs/>
-                <w:sz w:val="24"/>
-              </w:rPr>
-            </w:pPr>
-          </w:p>
-          <w:p>
-            <w:pPr>
-              <w:rPr>
-                <w:rFonts w:ascii="仿宋_GB2312" w:eastAsia="仿宋_GB2312" w:hint="eastAsia"/>
-                <w:b/>
-                <w:bCs/>
-                <w:sz w:val="24"/>
-              </w:rPr>
-            </w:pPr>
-          </w:p>
-          <w:p>
-            <w:pPr>
-              <w:rPr>
-                <w:rFonts w:ascii="仿宋_GB2312" w:eastAsia="仿宋_GB2312" w:hint="eastAsia"/>
-                <w:b/>
-                <w:bCs/>
-                <w:sz w:val="24"/>
-              </w:rPr>
-            </w:pPr>
-          </w:p>
-          <w:p>
-            <w:pPr>
-              <w:rPr>
-                <w:rFonts w:ascii="仿宋_GB2312" w:eastAsia="仿宋_GB2312" w:hint="eastAsia"/>
-                <w:b/>
-                <w:bCs/>
-                <w:sz w:val="24"/>
-              </w:rPr>
-            </w:pPr>
-          </w:p>
-          <w:p>
-            <w:pPr>
-              <w:rPr>
-                <w:rFonts w:ascii="仿宋_GB2312" w:eastAsia="仿宋_GB2312" w:hint="eastAsia"/>
-                <w:b/>
-                <w:bCs/>
-                <w:sz w:val="24"/>
-              </w:rPr>
-            </w:pPr>
-          </w:p>
-          <w:p>
-            <w:pPr>
-              <w:rPr>
-                <w:rFonts w:ascii="仿宋_GB2312" w:eastAsia="仿宋_GB2312" w:hint="eastAsia"/>
-                <w:b/>
-                <w:bCs/>
-                <w:sz w:val="24"/>
-              </w:rPr>
-            </w:pPr>
-          </w:p>
-          <w:p>
-            <w:pPr>
-              <w:rPr>
-                <w:rFonts w:ascii="仿宋_GB2312" w:eastAsia="仿宋_GB2312" w:hint="eastAsia"/>
-                <w:b/>
-                <w:bCs/>
-                <w:sz w:val="24"/>
-              </w:rPr>
-            </w:pPr>
-          </w:p>
-          <w:p>
-            <w:pPr>
-              <w:rPr>
-                <w:rFonts w:ascii="仿宋_GB2312" w:eastAsia="仿宋_GB2312" w:hint="eastAsia"/>
-                <w:b/>
-                <w:bCs/>
-                <w:sz w:val="24"/>
-              </w:rPr>
-            </w:pPr>
-          </w:p>
-          <w:p>
-            <w:pPr>
-              <w:rPr>
-                <w:rFonts w:ascii="仿宋_GB2312" w:eastAsia="仿宋_GB2312" w:hint="eastAsia"/>
-                <w:b/>
-                <w:bCs/>
-                <w:sz w:val="24"/>
-              </w:rPr>
-            </w:pPr>
-          </w:p>
-          <w:p>
-            <w:pPr>
-              <w:rPr>
-                <w:rFonts w:ascii="仿宋_GB2312" w:eastAsia="仿宋_GB2312" w:hint="eastAsia"/>
-                <w:b/>
-                <w:bCs/>
-                <w:sz w:val="24"/>
-              </w:rPr>
-            </w:pPr>
-          </w:p>
-          <w:p>
-            <w:pPr>
-              <w:rPr>
-                <w:rFonts w:ascii="仿宋_GB2312" w:eastAsia="仿宋_GB2312" w:hint="eastAsia"/>
-                <w:b/>
-                <w:bCs/>
-                <w:sz w:val="24"/>
-              </w:rPr>
-            </w:pPr>
-          </w:p>
-          <w:p>
-            <w:pPr>
-              <w:rPr>
-                <w:rFonts w:ascii="仿宋_GB2312" w:eastAsia="仿宋_GB2312" w:hint="eastAsia"/>
-                <w:b/>
-                <w:bCs/>
-                <w:sz w:val="24"/>
-              </w:rPr>
-            </w:pPr>
-          </w:p>
-          <w:p>
-            <w:pPr>
-              <w:rPr>
-                <w:rFonts w:ascii="仿宋_GB2312" w:eastAsia="仿宋_GB2312" w:hint="eastAsia"/>
-                <w:b/>
-                <w:bCs/>
-                <w:sz w:val="24"/>
-              </w:rPr>
-            </w:pPr>
-          </w:p>
-          <w:p>
-            <w:pPr>
-              <w:rPr>
-                <w:rFonts w:ascii="仿宋_GB2312" w:eastAsia="仿宋_GB2312" w:hint="eastAsia"/>
-                <w:b/>
-                <w:bCs/>
-                <w:sz w:val="24"/>
-              </w:rPr>
-            </w:pPr>
-          </w:p>
-          <w:p>
-            <w:pPr>
-              <w:rPr>
-                <w:rFonts w:ascii="仿宋_GB2312" w:eastAsia="仿宋_GB2312" w:hint="eastAsia"/>
-                <w:b/>
-                <w:bCs/>
-                <w:sz w:val="24"/>
-              </w:rPr>
-            </w:pPr>
-          </w:p>
-          <w:p>
-            <w:pPr>
-              <w:rPr>
-                <w:rFonts w:ascii="仿宋_GB2312" w:eastAsia="仿宋_GB2312" w:hint="eastAsia"/>
-                <w:b/>
-                <w:bCs/>
-                <w:sz w:val="24"/>
-              </w:rPr>
-            </w:pPr>
-          </w:p>
-          <w:p>
-            <w:pPr>
-              <w:rPr>
-                <w:rFonts w:ascii="仿宋_GB2312" w:eastAsia="仿宋_GB2312" w:hint="eastAsia"/>
-                <w:b/>
-                <w:bCs/>
-                <w:sz w:val="24"/>
-              </w:rPr>
-            </w:pPr>
-          </w:p>
-          <w:p>
-            <w:pPr>
-              <w:rPr>
-                <w:rFonts w:ascii="仿宋_GB2312" w:eastAsia="仿宋_GB2312" w:hint="eastAsia"/>
-                <w:b/>
-                <w:bCs/>
-                <w:sz w:val="24"/>
-              </w:rPr>
-            </w:pPr>
-          </w:p>
-          <w:p>
-            <w:pPr>
-              <w:rPr>
-                <w:rFonts w:ascii="仿宋_GB2312" w:eastAsia="仿宋_GB2312" w:hint="eastAsia"/>
-                <w:b/>
-                <w:bCs/>
-                <w:sz w:val="24"/>
-              </w:rPr>
-            </w:pPr>
-          </w:p>
-          <w:p>
-            <w:pPr>
-              <w:rPr>
-                <w:rFonts w:ascii="仿宋_GB2312" w:eastAsia="仿宋_GB2312" w:hint="eastAsia"/>
-                <w:b/>
-                <w:bCs/>
-                <w:sz w:val="24"/>
-              </w:rPr>
-            </w:pPr>
-          </w:p>
-          <w:p>
-            <w:pPr>
-              <w:rPr>
-                <w:rFonts w:ascii="仿宋_GB2312" w:eastAsia="仿宋_GB2312" w:hint="eastAsia"/>
+                <w:rFonts w:ascii="仿宋_GB2312" w:eastAsia="仿宋_GB2312"/>
+                <w:b/>
+                <w:bCs/>
+                <w:sz w:val="24"/>
+              </w:rPr>
+            </w:pPr>
+          </w:p>
+          <w:p>
+            <w:pPr>
+              <w:rPr>
+                <w:rFonts w:ascii="仿宋_GB2312" w:eastAsia="仿宋_GB2312"/>
+                <w:b/>
+                <w:bCs/>
+                <w:sz w:val="24"/>
+              </w:rPr>
+            </w:pPr>
+          </w:p>
+          <w:p>
+            <w:pPr>
+              <w:rPr>
+                <w:rFonts w:ascii="仿宋_GB2312" w:eastAsia="仿宋_GB2312"/>
+                <w:b/>
+                <w:bCs/>
+                <w:sz w:val="24"/>
+              </w:rPr>
+            </w:pPr>
+          </w:p>
+          <w:p>
+            <w:pPr>
+              <w:rPr>
+                <w:rFonts w:ascii="仿宋_GB2312" w:eastAsia="仿宋_GB2312"/>
+                <w:b/>
+                <w:bCs/>
+                <w:sz w:val="24"/>
+              </w:rPr>
+            </w:pPr>
+          </w:p>
+          <w:p>
+            <w:pPr>
+              <w:rPr>
+                <w:rFonts w:ascii="仿宋_GB2312" w:eastAsia="仿宋_GB2312"/>
+                <w:b/>
+                <w:bCs/>
+                <w:sz w:val="24"/>
+              </w:rPr>
+            </w:pPr>
+          </w:p>
+          <w:p>
+            <w:pPr>
+              <w:rPr>
+                <w:rFonts w:ascii="仿宋_GB2312" w:eastAsia="仿宋_GB2312"/>
+                <w:b/>
+                <w:bCs/>
+                <w:sz w:val="24"/>
+              </w:rPr>
+            </w:pPr>
+          </w:p>
+          <w:p>
+            <w:pPr>
+              <w:rPr>
+                <w:rFonts w:ascii="仿宋_GB2312" w:eastAsia="仿宋_GB2312"/>
+                <w:b/>
+                <w:bCs/>
+                <w:sz w:val="24"/>
+              </w:rPr>
+            </w:pPr>
+          </w:p>
+          <w:p>
+            <w:pPr>
+              <w:rPr>
+                <w:rFonts w:ascii="仿宋_GB2312" w:eastAsia="仿宋_GB2312"/>
+                <w:b/>
+                <w:bCs/>
+                <w:sz w:val="24"/>
+              </w:rPr>
+            </w:pPr>
+          </w:p>
+          <w:p>
+            <w:pPr>
+              <w:rPr>
+                <w:rFonts w:ascii="仿宋_GB2312" w:eastAsia="仿宋_GB2312"/>
+                <w:b/>
+                <w:bCs/>
+                <w:sz w:val="24"/>
+              </w:rPr>
+            </w:pPr>
+          </w:p>
+          <w:p>
+            <w:pPr>
+              <w:rPr>
+                <w:rFonts w:ascii="仿宋_GB2312" w:eastAsia="仿宋_GB2312"/>
+                <w:b/>
+                <w:bCs/>
+                <w:sz w:val="24"/>
+              </w:rPr>
+            </w:pPr>
+          </w:p>
+          <w:p>
+            <w:pPr>
+              <w:rPr>
+                <w:rFonts w:ascii="仿宋_GB2312" w:eastAsia="仿宋_GB2312"/>
+                <w:b/>
+                <w:bCs/>
+                <w:sz w:val="24"/>
+              </w:rPr>
+            </w:pPr>
+          </w:p>
+          <w:p>
+            <w:pPr>
+              <w:rPr>
+                <w:rFonts w:ascii="仿宋_GB2312" w:eastAsia="仿宋_GB2312"/>
+                <w:b/>
+                <w:bCs/>
+                <w:sz w:val="24"/>
+              </w:rPr>
+            </w:pPr>
+          </w:p>
+          <w:p>
+            <w:pPr>
+              <w:rPr>
+                <w:rFonts w:ascii="仿宋_GB2312" w:eastAsia="仿宋_GB2312"/>
+                <w:b/>
+                <w:bCs/>
+                <w:sz w:val="24"/>
+              </w:rPr>
+            </w:pPr>
+          </w:p>
+          <w:p>
+            <w:pPr>
+              <w:rPr>
+                <w:rFonts w:ascii="仿宋_GB2312" w:eastAsia="仿宋_GB2312"/>
+                <w:b/>
+                <w:bCs/>
+                <w:sz w:val="24"/>
+              </w:rPr>
+            </w:pPr>
+          </w:p>
+          <w:p>
+            <w:pPr>
+              <w:rPr>
+                <w:rFonts w:ascii="仿宋_GB2312" w:eastAsia="仿宋_GB2312"/>
+                <w:b/>
+                <w:bCs/>
+                <w:sz w:val="24"/>
+              </w:rPr>
+            </w:pPr>
+          </w:p>
+          <w:p>
+            <w:pPr>
+              <w:rPr>
+                <w:rFonts w:ascii="仿宋_GB2312" w:eastAsia="仿宋_GB2312"/>
+                <w:b/>
+                <w:bCs/>
+                <w:sz w:val="24"/>
+              </w:rPr>
+            </w:pPr>
+          </w:p>
+          <w:p>
+            <w:pPr>
+              <w:rPr>
+                <w:rFonts w:ascii="仿宋_GB2312" w:eastAsia="仿宋_GB2312"/>
+                <w:b/>
+                <w:bCs/>
+                <w:sz w:val="24"/>
+              </w:rPr>
+            </w:pPr>
+          </w:p>
+          <w:p>
+            <w:pPr>
+              <w:rPr>
+                <w:rFonts w:ascii="仿宋_GB2312" w:eastAsia="仿宋_GB2312"/>
+                <w:b/>
+                <w:bCs/>
+                <w:sz w:val="24"/>
+              </w:rPr>
+            </w:pPr>
+          </w:p>
+          <w:p>
+            <w:pPr>
+              <w:rPr>
+                <w:rFonts w:ascii="仿宋_GB2312" w:eastAsia="仿宋_GB2312"/>
+                <w:b/>
+                <w:bCs/>
+                <w:sz w:val="24"/>
+              </w:rPr>
+            </w:pPr>
+          </w:p>
+          <w:p>
+            <w:pPr>
+              <w:rPr>
+                <w:rFonts w:ascii="仿宋_GB2312" w:eastAsia="仿宋_GB2312"/>
+                <w:b/>
+                <w:bCs/>
+                <w:sz w:val="24"/>
+              </w:rPr>
+            </w:pPr>
+          </w:p>
+          <w:p>
+            <w:pPr>
+              <w:rPr>
+                <w:rFonts w:ascii="仿宋_GB2312" w:eastAsia="仿宋_GB2312"/>
+                <w:b/>
+                <w:bCs/>
+                <w:sz w:val="24"/>
+              </w:rPr>
+            </w:pPr>
+          </w:p>
+          <w:p>
+            <w:pPr>
+              <w:rPr>
+                <w:rFonts w:ascii="仿宋_GB2312" w:eastAsia="仿宋_GB2312"/>
+                <w:b/>
+                <w:bCs/>
+                <w:sz w:val="24"/>
+              </w:rPr>
+            </w:pPr>
+          </w:p>
+          <w:p>
+            <w:pPr>
+              <w:rPr>
+                <w:rFonts w:ascii="仿宋_GB2312" w:eastAsia="仿宋_GB2312"/>
+                <w:b/>
+                <w:bCs/>
+                <w:sz w:val="24"/>
+              </w:rPr>
+            </w:pPr>
+          </w:p>
+          <w:p>
+            <w:pPr>
+              <w:rPr>
+                <w:rFonts w:ascii="仿宋_GB2312" w:eastAsia="仿宋_GB2312"/>
+                <w:b/>
+                <w:bCs/>
+                <w:sz w:val="24"/>
+              </w:rPr>
+            </w:pPr>
+          </w:p>
+          <w:p>
+            <w:pPr>
+              <w:rPr>
+                <w:rFonts w:ascii="仿宋_GB2312" w:eastAsia="仿宋_GB2312"/>
+                <w:b/>
+                <w:bCs/>
+                <w:sz w:val="24"/>
+              </w:rPr>
+            </w:pPr>
+          </w:p>
+          <w:p>
+            <w:pPr>
+              <w:rPr>
+                <w:rFonts w:ascii="仿宋_GB2312" w:eastAsia="仿宋_GB2312"/>
+                <w:b/>
+                <w:bCs/>
+                <w:sz w:val="24"/>
+              </w:rPr>
+            </w:pPr>
+          </w:p>
+          <w:p>
+            <w:pPr>
+              <w:rPr>
+                <w:rFonts w:ascii="仿宋_GB2312" w:eastAsia="仿宋_GB2312"/>
                 <w:b/>
                 <w:bCs/>
                 <w:sz w:val="24"/>
@@ -1112,7 +1169,6 @@
       <w:pPr>
         <w:jc w:val="left"/>
         <w:rPr>
-          <w:rFonts w:hint="eastAsia"/>
           <w:b/>
           <w:bCs/>
           <w:sz w:val="24"/>
@@ -1127,17 +1183,6 @@
         </w:rPr>
         <w:t>注：不够可另加页。</w:t>
       </w:r>
-    </w:p>
-    <w:p>
-      <w:pPr>
-        <w:jc w:val="left"/>
-        <w:rPr>
-          <w:rFonts w:hint="eastAsia"/>
-          <w:b/>
-          <w:bCs/>
-          <w:sz w:val="24"/>
-        </w:rPr>
-      </w:pPr>
     </w:p>
     <w:tbl>
       <w:tblPr>
@@ -1157,12 +1202,6 @@
         <w:gridCol w:w="9828"/>
       </w:tblGrid>
       <w:tr>
-        <w:tblPrEx>
-          <w:tblCellMar>
-            <w:top w:w="0" w:type="dxa"/>
-            <w:bottom w:w="0" w:type="dxa"/>
-          </w:tblCellMar>
-        </w:tblPrEx>
         <w:trPr>
           <w:cantSplit/>
           <w:trHeight w:val="731"/>
@@ -1180,7 +1219,6 @@
           <w:p>
             <w:pPr>
               <w:rPr>
-                <w:rFonts w:hint="eastAsia"/>
                 <w:b/>
                 <w:bCs/>
                 <w:sz w:val="24"/>
@@ -1209,12 +1247,6 @@
         </w:tc>
       </w:tr>
       <w:tr>
-        <w:tblPrEx>
-          <w:tblCellMar>
-            <w:top w:w="0" w:type="dxa"/>
-            <w:bottom w:w="0" w:type="dxa"/>
-          </w:tblCellMar>
-        </w:tblPrEx>
         <w:trPr>
           <w:cantSplit/>
           <w:trHeight w:val="8685"/>
@@ -1510,7 +1542,6 @@
               </w:numPr>
               <w:spacing w:beforeLines="100" w:before="312"/>
               <w:rPr>
-                <w:rFonts w:hint="eastAsia"/>
                 <w:b/>
                 <w:bCs/>
                 <w:sz w:val="24"/>
@@ -1677,7 +1708,6 @@
               </w:numPr>
               <w:spacing w:beforeLines="100" w:before="312"/>
               <w:rPr>
-                <w:rFonts w:hint="eastAsia"/>
                 <w:b/>
                 <w:bCs/>
                 <w:sz w:val="24"/>
@@ -1705,7 +1735,6 @@
             <w:pPr>
               <w:spacing w:beforeLines="100" w:before="312"/>
               <w:rPr>
-                <w:rFonts w:hint="eastAsia"/>
                 <w:b/>
                 <w:bCs/>
                 <w:sz w:val="24"/>
@@ -1716,7 +1745,6 @@
             <w:pPr>
               <w:spacing w:beforeLines="100" w:before="312"/>
               <w:rPr>
-                <w:rFonts w:hint="eastAsia"/>
                 <w:b/>
                 <w:bCs/>
                 <w:sz w:val="24"/>
@@ -1727,7 +1755,6 @@
             <w:pPr>
               <w:spacing w:beforeLines="100" w:before="312"/>
               <w:rPr>
-                <w:rFonts w:hint="eastAsia"/>
                 <w:b/>
                 <w:bCs/>
                 <w:sz w:val="24"/>
@@ -1740,7 +1767,6 @@
               <w:spacing w:beforeLines="100" w:before="312"/>
               <w:jc w:val="right"/>
               <w:rPr>
-                <w:rFonts w:hint="eastAsia"/>
                 <w:b/>
                 <w:bCs/>
                 <w:sz w:val="24"/>
@@ -1833,12 +1859,6 @@
         </w:tc>
       </w:tr>
       <w:tr>
-        <w:tblPrEx>
-          <w:tblCellMar>
-            <w:top w:w="0" w:type="dxa"/>
-            <w:bottom w:w="0" w:type="dxa"/>
-          </w:tblCellMar>
-        </w:tblPrEx>
         <w:trPr>
           <w:cantSplit/>
           <w:trHeight w:val="3489"/>
@@ -1857,7 +1877,6 @@
             <w:pPr>
               <w:spacing w:beforeLines="50" w:before="156"/>
               <w:rPr>
-                <w:rFonts w:hint="eastAsia"/>
                 <w:b/>
                 <w:bCs/>
                 <w:sz w:val="24"/>
@@ -1933,7 +1952,6 @@
             <w:pPr>
               <w:spacing w:beforeLines="50" w:before="156"/>
               <w:rPr>
-                <w:rFonts w:hint="eastAsia"/>
                 <w:b/>
                 <w:bCs/>
                 <w:sz w:val="24"/>
@@ -1944,7 +1962,6 @@
             <w:pPr>
               <w:spacing w:beforeLines="50" w:before="156"/>
               <w:rPr>
-                <w:rFonts w:hint="eastAsia"/>
                 <w:b/>
                 <w:bCs/>
                 <w:sz w:val="24"/>
@@ -1966,7 +1983,6 @@
             <w:pPr>
               <w:spacing w:beforeLines="50" w:before="156"/>
               <w:rPr>
-                <w:rFonts w:hint="eastAsia"/>
                 <w:b/>
                 <w:bCs/>
                 <w:sz w:val="24"/>
@@ -1977,18 +1993,6 @@
             <w:pPr>
               <w:spacing w:beforeLines="50" w:before="156"/>
               <w:rPr>
-                <w:rFonts w:hint="eastAsia"/>
-                <w:b/>
-                <w:bCs/>
-                <w:sz w:val="24"/>
-              </w:rPr>
-            </w:pPr>
-          </w:p>
-          <w:p>
-            <w:pPr>
-              <w:spacing w:beforeLines="50" w:before="156"/>
-              <w:rPr>
-                <w:rFonts w:hint="eastAsia"/>
                 <w:b/>
                 <w:bCs/>
                 <w:sz w:val="24"/>
@@ -2001,7 +2005,6 @@
               <w:spacing w:beforeLines="50" w:before="156" w:afterLines="50" w:after="156"/>
               <w:jc w:val="right"/>
               <w:rPr>
-                <w:rFonts w:hint="eastAsia"/>
                 <w:b/>
                 <w:bCs/>
                 <w:sz w:val="24"/>
@@ -2033,7 +2036,7 @@
                 <w:bCs/>
                 <w:sz w:val="24"/>
               </w:rPr>
-              <w:t xml:space="preserve">                             </w:t>
+              <w:t xml:space="preserve">                       </w:t>
             </w:r>
             <w:r>
               <w:rPr>
@@ -2097,7 +2100,6 @@
     <w:p>
       <w:pPr>
         <w:rPr>
-          <w:rFonts w:hint="eastAsia"/>
           <w:b/>
           <w:bCs/>
           <w:sz w:val="24"/>
@@ -2871,7 +2873,9 @@
   </w:style>
   <w:style w:type="character" w:default="1" w:styleId="a0">
     <w:name w:val="Default Paragraph Font"/>
+    <w:uiPriority w:val="1"/>
     <w:semiHidden/>
+    <w:unhideWhenUsed/>
   </w:style>
   <w:style w:type="table" w:default="1" w:styleId="a1">
     <w:name w:val="Normal Table"/>
@@ -2893,6 +2897,16 @@
     <w:uiPriority w:val="99"/>
     <w:semiHidden/>
     <w:unhideWhenUsed/>
+  </w:style>
+  <w:style w:type="paragraph" w:styleId="a3">
+    <w:name w:val="List Paragraph"/>
+    <w:basedOn w:val="a"/>
+    <w:uiPriority w:val="34"/>
+    <w:qFormat/>
+    <w:rsid w:val="00640CB0"/>
+    <w:pPr>
+      <w:ind w:firstLineChars="200" w:firstLine="420"/>
+    </w:pPr>
   </w:style>
 </w:styles>
 </file>
